--- a/articles/Medium_Article_AI_GIS_Healthcare_Decision_Making.docx
+++ b/articles/Medium_Article_AI_GIS_Healthcare_Decision_Making.docx
@@ -527,8 +527,24 @@
           <w:b w:val="0"/>
           <w:i w:val="0"/>
         </w:rPr>
-        <w:t>The entire project — pipeline, dashboard, admin panel, Telegram bot integration, and even the full AI-driven design/build/test history behind every feature — is open-source on GitHub, with a step-by-step setup guide covering exactly how to get the database running and populated with real data on your own machine.</w:t>
+        <w:t>The entire project — pipeline, dashboard, admin panel, Telegram bot integration, and even the full AI-driven design/build/test history behind every feature — is open-source on GitHub, with a step-by-step setup guide covering exactly how to get the database running and populated with real data on your own machine:</w:t>
       </w:r>
+    </w:p>
+    <w:p>
+      <w:pPr>
+        <w:spacing w:after="200"/>
+      </w:pPr>
+      <w:hyperlink r:id="rId11">
+        <w:r>
+          <w:rPr>
+            <w:color w:val="2A78D6"/>
+            <w:u w:val="single"/>
+            <w:b/>
+            <w:sz w:val="24"/>
+          </w:rPr>
+          <w:t>https://github.com/FawadAli1122/Khyber-Pakhtunkhwa-Healthcare-Planning</w:t>
+        </w:r>
+      </w:hyperlink>
     </w:p>
     <w:p>
       <w:pPr>
